--- a/outputs/nextATTACKs_Submission.docx
+++ b/outputs/nextATTACKs_Submission.docx
@@ -3645,7 +3645,7 @@
       <w:r>
         <w:drawing>
           <wp:inline xmlns:a="http://schemas.openxmlformats.org/drawingml/2006/main" xmlns:pic="http://schemas.openxmlformats.org/drawingml/2006/picture">
-            <wp:extent cx="6480000" cy="4860000"/>
+            <wp:extent cx="6480000" cy="4946400"/>
             <wp:docPr id="1" name="Picture 1"/>
             <wp:cNvGraphicFramePr>
               <a:graphicFrameLocks noChangeAspect="1"/>
@@ -3666,7 +3666,7 @@
                   <pic:spPr>
                     <a:xfrm>
                       <a:off x="0" y="0"/>
-                      <a:ext cx="6480000" cy="4860000"/>
+                      <a:ext cx="6480000" cy="4946400"/>
                     </a:xfrm>
                     <a:prstGeom prst="rect"/>
                   </pic:spPr>
@@ -3741,7 +3741,7 @@
               <a:graphicData uri="http://schemas.openxmlformats.org/drawingml/2006/picture">
                 <pic:pic>
                   <pic:nvPicPr>
-                    <pic:cNvPr id="0" name="architecture_mono.png"/>
+                    <pic:cNvPr id="0" name="technical_architecture_final.png"/>
                     <pic:cNvPicPr/>
                   </pic:nvPicPr>
                   <pic:blipFill>
@@ -3777,7 +3777,7 @@
           <w:color w:val="000000"/>
           <w:sz w:val="16"/>
         </w:rPr>
-        <w:t>Figure 2. Technical architecture. Inputs, the single container runtime across four planes, and the outcomes delivered to a security team. A full resolution copy is in the repository at reports/technical_architecture_final.png.</w:t>
+        <w:t>Figure 2. Technical architecture. Inputs, the single container runtime across four planes (experience, FastAPI service, live analysis spine, intelligence and state), and the outcomes delivered to a security team.</w:t>
       </w:r>
     </w:p>
     <w:p>
@@ -12551,7 +12551,7 @@
               <a:graphicData uri="http://schemas.openxmlformats.org/drawingml/2006/picture">
                 <pic:pic>
                   <pic:nvPicPr>
-                    <pic:cNvPr id="0" name="scaling_mono.png"/>
+                    <pic:cNvPr id="0" name="scaling_chart_detailed.png"/>
                     <pic:cNvPicPr/>
                   </pic:nvPicPr>
                   <pic:blipFill>
@@ -12602,7 +12602,7 @@
           <w:color w:val="000000"/>
           <w:sz w:val="19"/>
         </w:rPr>
-        <w:t>The shipped demonstration campaign completes in 0.140 seconds. The documented upper limit of 50,000 events in a single analysis completes in 2.493 seconds. Cost per event stays effectively flat to 20,000 events and rises modestly at the cap, so we describe the result as fast rather than claiming perfect linearity. Measurements are the best of three runs after a warm up call, because the first call loads the model and would otherwise be measuring start up rather than analysis. Runs above 2,732 events replay the real campaign with offset timestamps, which is disclosed on the chart itself.</w:t>
+        <w:t>The shipped demonstration campaign completes in 0.131 seconds. The documented upper limit of 50,000 events in a single analysis completes in 2.186 seconds. Cost per event stays effectively flat to 20,000 events and rises modestly at the cap, so we describe the result as fast rather than claiming perfect linearity. Measurements are the best of three runs after a warm up call, because the first call loads the model and would otherwise be measuring start up rather than analysis. Runs above 2,732 events replay the real campaign with offset timestamps, which is disclosed on the chart itself.</w:t>
       </w:r>
     </w:p>
     <w:p>

--- a/outputs/nextATTACKs_Submission.docx
+++ b/outputs/nextATTACKs_Submission.docx
@@ -296,6 +296,52 @@
                 <w:sz w:val="17"/>
               </w:rPr>
               <w:t>https://resilience-graph-ai.onrender.com</w:t>
+            </w:r>
+          </w:p>
+        </w:tc>
+      </w:tr>
+      <w:tr>
+        <w:tc>
+          <w:tcPr>
+            <w:tcW w:type="dxa" w:w="2494"/>
+            <w:shd w:val="clear" w:color="auto" w:fill="FFFFFF"/>
+          </w:tcPr>
+          <w:p>
+            <w:pPr>
+              <w:spacing w:after="40" w:before="40" w:line="252" w:lineRule="auto"/>
+            </w:pPr>
+            <w:r/>
+            <w:r>
+              <w:rPr>
+                <w:rFonts w:ascii="Calibri" w:hAnsi="Calibri" w:eastAsia="Calibri"/>
+                <w:b w:val="0"/>
+                <w:i w:val="0"/>
+                <w:color w:val="000000"/>
+                <w:sz w:val="17"/>
+              </w:rPr>
+              <w:t>Demo video (YouTube)</w:t>
+            </w:r>
+          </w:p>
+        </w:tc>
+        <w:tc>
+          <w:tcPr>
+            <w:tcW w:type="dxa" w:w="7143"/>
+            <w:shd w:val="clear" w:color="auto" w:fill="FFFFFF"/>
+          </w:tcPr>
+          <w:p>
+            <w:pPr>
+              <w:spacing w:after="40" w:before="40" w:line="252" w:lineRule="auto"/>
+            </w:pPr>
+            <w:r/>
+            <w:r>
+              <w:rPr>
+                <w:rFonts w:ascii="Calibri" w:hAnsi="Calibri" w:eastAsia="Calibri"/>
+                <w:b w:val="0"/>
+                <w:i w:val="0"/>
+                <w:color w:val="000000"/>
+                <w:sz w:val="17"/>
+              </w:rPr>
+              <w:t>https://youtu.be/vouw0dOcj2k</w:t>
             </w:r>
           </w:p>
         </w:tc>
